--- a/output/docx/ru/BUFRCREX_CodeFlag_ru_19.docx
+++ b/output/docx/ru/BUFRCREX_CodeFlag_ru_19.docx
@@ -670,7 +670,7 @@
           <w:i/>
           <w:sz w:val="14"/>
         </w:rPr>
-        <w:t>Note 59: Новые локальные названия шторма различной интенсивности следует добавлять в соответствии с необходимостью.</w:t>
+        <w:t>Note CF59: Новые локальные названия шторма различной интенсивности следует добавлять в соответствии с необходимостью.</w:t>
       </w:r>
     </w:p>
     <w:p/>
